--- a/research-reviews/2026-10-24/VV-FUTURES-RESEARCH-GAPS.docx
+++ b/research-reviews/2026-10-24/VV-FUTURES-RESEARCH-GAPS.docx
@@ -12231,6 +12231,1706 @@
         </w:tc>
       </w:tr>
     </w:tbl>
+    <w:p>
+      <w:r>
+        <w:br w:type="page"/>
+      </w:r>
+    </w:p>
+    <w:p>
+      <w:pPr>
+        <w:pStyle w:val="Heading1"/>
+      </w:pPr>
+      <w:r>
+        <w:t>Research addendum | retrospective evidence update</w:t>
+      </w:r>
+    </w:p>
+    <w:p>
+      <w:pPr/>
+      <w:r>
+        <w:t>Companion evidence synthesis, 28 October 2026. Added to the existing 24 October review without removing or changing earlier source or review records.</w:t>
+      </w:r>
+    </w:p>
+    <w:p>
+      <w:r>
+        <w:t>This addendum was prepared from the evidence handoff and uses stable claim IDs. It is not a new scanner run, does not change any historical paper, and does not turn provisional comparisons into formally verified outcomes.</w:t>
+      </w:r>
+    </w:p>
+    <w:p>
+      <w:r>
+        <w:t>Evidence cutoff: 28 October 2026. The newer retrospective includes 32 research comparisons and 152 later-source notes. Original-study and later-source verification varies. The 63-account editorial audit is primarily a consistency review: 44 accounts received metadata/internal-consistency assessment only, and only 12 had selected independent web spot-checks in that research pass.</w:t>
+      </w:r>
+    </w:p>
+    <w:p>
+      <w:r>
+        <w:t>Status distribution: 17 premature; 7 mixed; 6 not directly testable; 1 supported; 1 unresolved. None should be interpreted as a statistical estimate of foresight accuracy.</w:t>
+      </w:r>
+    </w:p>
+    <w:p>
+      <w:r>
+        <w:t>All material originally contained in this 24 October document precedes this addendum and remains intact. Newer judgments should be read alongside, not mistaken for silent corrections of, the earlier review.</w:t>
+      </w:r>
+    </w:p>
+    <w:p>
+      <w:pPr>
+        <w:pStyle w:val="Heading1"/>
+      </w:pPr>
+      <w:r>
+        <w:t>Priority questions emerging from the later retrospective</w:t>
+      </w:r>
+    </w:p>
+    <w:p>
+      <w:r>
+        <w:t>These twenty questions extend, and sometimes overlap, the earlier unresolved-questions register. They do not close or replace the 24 October gaps. The research indicates what data would be needed for an empirical conclusion; several original forecast horizons remain ahead.</w:t>
+      </w:r>
+    </w:p>
+    <w:p>
+      <w:pPr>
+        <w:pStyle w:val="Heading2"/>
+      </w:pPr>
+      <w:r>
+        <w:t>GAP-01 | How far away is hydrogen? Its role in the medium and long-term decarbonisation of the European energy system (2015)</w:t>
+      </w:r>
+    </w:p>
+    <w:p>
+      <w:r>
+        <w:rPr>
+          <w:b/>
+          <w:color w:val="1F414B"/>
+        </w:rPr>
+        <w:t xml:space="preserve">Original study and stable ID: </w:t>
+      </w:r>
+      <w:r>
+        <w:t>claim-af58b0bea2ac0aaa | https://doi.org/10.1016/j.ijhydene.2015.09.004</w:t>
+      </w:r>
+    </w:p>
+    <w:p>
+      <w:r>
+        <w:rPr>
+          <w:b/>
+          <w:color w:val="1F414B"/>
+        </w:rPr>
+        <w:t xml:space="preserve">Corresponding research case: </w:t>
+      </w:r>
+      <w:r>
+        <w:t>P26-01</w:t>
+      </w:r>
+    </w:p>
+    <w:p>
+      <w:r>
+        <w:rPr>
+          <w:b/>
+          <w:color w:val="1F414B"/>
+        </w:rPr>
+        <w:t xml:space="preserve">Unanswered question: </w:t>
+      </w:r>
+      <w:r>
+        <w:t>What share of the EU hydrogen project pipeline reaches commissioned production before 2030?</w:t>
+      </w:r>
+    </w:p>
+    <w:p>
+      <w:r>
+        <w:rPr>
+          <w:b/>
+          <w:color w:val="1F414B"/>
+        </w:rPr>
+        <w:t xml:space="preserve">Scientific importance: </w:t>
+      </w:r>
+      <w:r>
+        <w:t>Unresolved mechanism or horizon in hydrogen; separating scenarios from realised effects has broad explanatory value.</w:t>
+      </w:r>
+    </w:p>
+    <w:p>
+      <w:r>
+        <w:rPr>
+          <w:b/>
+          <w:color w:val="1F414B"/>
+        </w:rPr>
+        <w:t xml:space="preserve">Missing observations: </w:t>
+      </w:r>
+      <w:r>
+        <w:t>Operational electrolyser MW, audited production, final investment decisions and signed offtake by state</w:t>
+      </w:r>
+    </w:p>
+    <w:p>
+      <w:r>
+        <w:rPr>
+          <w:b/>
+          <w:color w:val="1F414B"/>
+        </w:rPr>
+        <w:t xml:space="preserve">Proposed follow-up investigation: </w:t>
+      </w:r>
+      <w:r>
+        <w:t>Compare ACER annual installed capacity, JRC tracking and independent market data to original carbon-cap scenario; separate EU from wider-Europe and input from output MW.</w:t>
+      </w:r>
+    </w:p>
+    <w:p>
+      <w:pPr>
+        <w:pStyle w:val="Heading2"/>
+      </w:pPr>
+      <w:r>
+        <w:t>GAP-02 | Backcasting scenarios for Finland 2050 of low emissions (2012)</w:t>
+      </w:r>
+    </w:p>
+    <w:p>
+      <w:r>
+        <w:rPr>
+          <w:b/>
+          <w:color w:val="1F414B"/>
+        </w:rPr>
+        <w:t xml:space="preserve">Original study and stable ID: </w:t>
+      </w:r>
+      <w:r>
+        <w:t>claim-93d981a3ef93589e | https://doi.org/10.1108/14636681211256099</w:t>
+      </w:r>
+    </w:p>
+    <w:p>
+      <w:r>
+        <w:rPr>
+          <w:b/>
+          <w:color w:val="1F414B"/>
+        </w:rPr>
+        <w:t xml:space="preserve">Corresponding research case: </w:t>
+      </w:r>
+      <w:r>
+        <w:t>R24-13</w:t>
+      </w:r>
+    </w:p>
+    <w:p>
+      <w:r>
+        <w:rPr>
+          <w:b/>
+          <w:color w:val="1F414B"/>
+        </w:rPr>
+        <w:t xml:space="preserve">Unanswered question: </w:t>
+      </w:r>
+      <w:r>
+        <w:t>Will Finland meet 2035 net-zero once land-use emissions are included?</w:t>
+      </w:r>
+    </w:p>
+    <w:p>
+      <w:r>
+        <w:rPr>
+          <w:b/>
+          <w:color w:val="1F414B"/>
+        </w:rPr>
+        <w:t xml:space="preserve">Scientific importance: </w:t>
+      </w:r>
+      <w:r>
+        <w:t>Unresolved mechanism or horizon in decarbonisation / finland; separating scenarios from realised effects has broad explanatory value.</w:t>
+      </w:r>
+    </w:p>
+    <w:p>
+      <w:r>
+        <w:rPr>
+          <w:b/>
+          <w:color w:val="1F414B"/>
+        </w:rPr>
+        <w:t xml:space="preserve">Missing observations: </w:t>
+      </w:r>
+      <w:r>
+        <w:t>Inventories through 2035 with consistent annual LULUCF estimates</w:t>
+      </w:r>
+    </w:p>
+    <w:p>
+      <w:r>
+        <w:rPr>
+          <w:b/>
+          <w:color w:val="1F414B"/>
+        </w:rPr>
+        <w:t xml:space="preserve">Proposed follow-up investigation: </w:t>
+      </w:r>
+      <w:r>
+        <w:t>Audit Statistics Finland revised inventory and Luke forest sink, stress-test harvest and land-area assumptions; compare net versus non-land-use pathways.</w:t>
+      </w:r>
+    </w:p>
+    <w:p>
+      <w:pPr>
+        <w:pStyle w:val="Heading2"/>
+      </w:pPr>
+      <w:r>
+        <w:t>GAP-03 | 2022 Strategic Foresight Report: Twinning the green and digital transitions in the new geopolitical context (2022)</w:t>
+      </w:r>
+    </w:p>
+    <w:p>
+      <w:r>
+        <w:rPr>
+          <w:b/>
+          <w:color w:val="1F414B"/>
+        </w:rPr>
+        <w:t xml:space="preserve">Original study and stable ID: </w:t>
+      </w:r>
+      <w:r>
+        <w:t>report-3eff29ec207eb208 | https://commission.europa.eu/strategy-and-policy/strategic-foresight/2022-strategic-foresight-report_en</w:t>
+      </w:r>
+    </w:p>
+    <w:p>
+      <w:r>
+        <w:rPr>
+          <w:b/>
+          <w:color w:val="1F414B"/>
+        </w:rPr>
+        <w:t xml:space="preserve">Corresponding research case: </w:t>
+      </w:r>
+      <w:r>
+        <w:t>P26-03</w:t>
+      </w:r>
+    </w:p>
+    <w:p>
+      <w:r>
+        <w:rPr>
+          <w:b/>
+          <w:color w:val="1F414B"/>
+        </w:rPr>
+        <w:t xml:space="preserve">Unanswered question: </w:t>
+      </w:r>
+      <w:r>
+        <w:t>Do CRMA strategic projects measurably reduce single-country supply concentration by 2030?</w:t>
+      </w:r>
+    </w:p>
+    <w:p>
+      <w:r>
+        <w:rPr>
+          <w:b/>
+          <w:color w:val="1F414B"/>
+        </w:rPr>
+        <w:t xml:space="preserve">Scientific importance: </w:t>
+      </w:r>
+      <w:r>
+        <w:t>Unresolved mechanism or horizon in critical raw materials; separating scenarios from realised effects has broad explanatory value.</w:t>
+      </w:r>
+    </w:p>
+    <w:p>
+      <w:r>
+        <w:rPr>
+          <w:b/>
+          <w:color w:val="1F414B"/>
+        </w:rPr>
+        <w:t xml:space="preserve">Missing observations: </w:t>
+      </w:r>
+      <w:r>
+        <w:t>Material-specific imports and actual operating extraction/processing capacity</w:t>
+      </w:r>
+    </w:p>
+    <w:p>
+      <w:r>
+        <w:rPr>
+          <w:b/>
+          <w:color w:val="1F414B"/>
+        </w:rPr>
+        <w:t xml:space="preserve">Proposed follow-up investigation: </w:t>
+      </w:r>
+      <w:r>
+        <w:t>Follow ECA special report 04/2026; build material-level data for 17 strategic minerals and track operating rather than designated capacity.</w:t>
+      </w:r>
+    </w:p>
+    <w:p>
+      <w:pPr>
+        <w:pStyle w:val="Heading2"/>
+      </w:pPr>
+      <w:r>
+        <w:t>GAP-04 | The European Unions Strategic Gas Supply Options and the Prevalence of the Southern Corridor (2013)</w:t>
+      </w:r>
+    </w:p>
+    <w:p>
+      <w:r>
+        <w:rPr>
+          <w:b/>
+          <w:color w:val="1F414B"/>
+        </w:rPr>
+        <w:t xml:space="preserve">Original study and stable ID: </w:t>
+      </w:r>
+      <w:r>
+        <w:t>claim-c8bd592f750e834c | https://doi.org/10.54648/eerr2013040</w:t>
+      </w:r>
+    </w:p>
+    <w:p>
+      <w:r>
+        <w:rPr>
+          <w:b/>
+          <w:color w:val="1F414B"/>
+        </w:rPr>
+        <w:t xml:space="preserve">Corresponding research case: </w:t>
+      </w:r>
+      <w:r>
+        <w:t>R24-01</w:t>
+      </w:r>
+    </w:p>
+    <w:p>
+      <w:r>
+        <w:rPr>
+          <w:b/>
+          <w:color w:val="1F414B"/>
+        </w:rPr>
+        <w:t xml:space="preserve">Unanswered question: </w:t>
+      </w:r>
+      <w:r>
+        <w:t>Which mechanism explains the 2013 gas-demand forecast divergence?</w:t>
+      </w:r>
+    </w:p>
+    <w:p>
+      <w:r>
+        <w:rPr>
+          <w:b/>
+          <w:color w:val="1F414B"/>
+        </w:rPr>
+        <w:t xml:space="preserve">Scientific importance: </w:t>
+      </w:r>
+      <w:r>
+        <w:t>Unresolved mechanism or horizon in gas security; separating scenarios from realised effects has broad explanatory value.</w:t>
+      </w:r>
+    </w:p>
+    <w:p>
+      <w:r>
+        <w:rPr>
+          <w:b/>
+          <w:color w:val="1F414B"/>
+        </w:rPr>
+        <w:t xml:space="preserve">Missing observations: </w:t>
+      </w:r>
+      <w:r>
+        <w:t>Original paper full-text demand/import model and matched EU gas balance through 2030</w:t>
+      </w:r>
+    </w:p>
+    <w:p>
+      <w:r>
+        <w:rPr>
+          <w:b/>
+          <w:color w:val="1F414B"/>
+        </w:rPr>
+        <w:t xml:space="preserve">Proposed follow-up investigation: </w:t>
+      </w:r>
+      <w:r>
+        <w:t>Retrieve Kluwer full paper and historical EU consumption/production balance; isolate changing consumption, production and supplier concentration.</w:t>
+      </w:r>
+    </w:p>
+    <w:p>
+      <w:pPr>
+        <w:pStyle w:val="Heading2"/>
+      </w:pPr>
+      <w:r>
+        <w:t>GAP-05 | The feasibility of a European‐wide integrated CO 2 transport network (2014)</w:t>
+      </w:r>
+    </w:p>
+    <w:p>
+      <w:r>
+        <w:rPr>
+          <w:b/>
+          <w:color w:val="1F414B"/>
+        </w:rPr>
+        <w:t xml:space="preserve">Original study and stable ID: </w:t>
+      </w:r>
+      <w:r>
+        <w:t>claim-29bd38aa3695dbd3 | https://doi.org/10.1002/ghg.1410</w:t>
+      </w:r>
+    </w:p>
+    <w:p>
+      <w:r>
+        <w:rPr>
+          <w:b/>
+          <w:color w:val="1F414B"/>
+        </w:rPr>
+        <w:t xml:space="preserve">Corresponding research case: </w:t>
+      </w:r>
+      <w:r>
+        <w:t>R24-03</w:t>
+      </w:r>
+    </w:p>
+    <w:p>
+      <w:r>
+        <w:rPr>
+          <w:b/>
+          <w:color w:val="1F414B"/>
+        </w:rPr>
+        <w:t xml:space="preserve">Unanswered question: </w:t>
+      </w:r>
+      <w:r>
+        <w:t>How much physical EU CO2 storage and cross-border transport will exist by 2030?</w:t>
+      </w:r>
+    </w:p>
+    <w:p>
+      <w:r>
+        <w:rPr>
+          <w:b/>
+          <w:color w:val="1F414B"/>
+        </w:rPr>
+        <w:t xml:space="preserve">Scientific importance: </w:t>
+      </w:r>
+      <w:r>
+        <w:t>Unresolved mechanism or horizon in co2 transport / ccs; separating scenarios from realised effects has broad explanatory value.</w:t>
+      </w:r>
+    </w:p>
+    <w:p>
+      <w:r>
+        <w:rPr>
+          <w:b/>
+          <w:color w:val="1F414B"/>
+        </w:rPr>
+        <w:t xml:space="preserve">Missing observations: </w:t>
+      </w:r>
+      <w:r>
+        <w:t>Operational injection Mt/year and transboundary connected network lengths</w:t>
+      </w:r>
+    </w:p>
+    <w:p>
+      <w:r>
+        <w:rPr>
+          <w:b/>
+          <w:color w:val="1F414B"/>
+        </w:rPr>
+        <w:t xml:space="preserve">Proposed follow-up investigation: </w:t>
+      </w:r>
+      <w:r>
+        <w:t>Audit Northern Lights and EU projects annually; distinguish 50 Mt 2030 legal goal from installed injection and delivered storage.</w:t>
+      </w:r>
+    </w:p>
+    <w:p>
+      <w:pPr>
+        <w:pStyle w:val="Heading2"/>
+      </w:pPr>
+      <w:r>
+        <w:t>GAP-06 | Scenarios for renewable energy deployment in North African countries and electricity exchange with Europe – A modelbased analysis for 2050 (2014)</w:t>
+      </w:r>
+    </w:p>
+    <w:p>
+      <w:r>
+        <w:rPr>
+          <w:b/>
+          <w:color w:val="1F414B"/>
+        </w:rPr>
+        <w:t xml:space="preserve">Original study and stable ID: </w:t>
+      </w:r>
+      <w:r>
+        <w:t>claim-b2a08bb4b054505c | https://doi.org/10.12720/sgce.3.3.299-306</w:t>
+      </w:r>
+    </w:p>
+    <w:p>
+      <w:r>
+        <w:rPr>
+          <w:b/>
+          <w:color w:val="1F414B"/>
+        </w:rPr>
+        <w:t xml:space="preserve">Corresponding research case: </w:t>
+      </w:r>
+      <w:r>
+        <w:t>R24-02</w:t>
+      </w:r>
+    </w:p>
+    <w:p>
+      <w:r>
+        <w:rPr>
+          <w:b/>
+          <w:color w:val="1F414B"/>
+        </w:rPr>
+        <w:t xml:space="preserve">Unanswered question: </w:t>
+      </w:r>
+      <w:r>
+        <w:t>Did North Africa-to-Europe electricity exports lag because of political, economic or technical constraints?</w:t>
+      </w:r>
+    </w:p>
+    <w:p>
+      <w:r>
+        <w:rPr>
+          <w:b/>
+          <w:color w:val="1F414B"/>
+        </w:rPr>
+        <w:t xml:space="preserve">Scientific importance: </w:t>
+      </w:r>
+      <w:r>
+        <w:t>Unresolved mechanism or horizon in energy interconnection; separating scenarios from realised effects has broad explanatory value.</w:t>
+      </w:r>
+    </w:p>
+    <w:p>
+      <w:r>
+        <w:rPr>
+          <w:b/>
+          <w:color w:val="1F414B"/>
+        </w:rPr>
+        <w:t xml:space="preserve">Missing observations: </w:t>
+      </w:r>
+      <w:r>
+        <w:t>Regional generation/transmission and interconnector energy flows by origin</w:t>
+      </w:r>
+    </w:p>
+    <w:p>
+      <w:r>
+        <w:rPr>
+          <w:b/>
+          <w:color w:val="1F414B"/>
+        </w:rPr>
+        <w:t xml:space="preserve">Proposed follow-up investigation: </w:t>
+      </w:r>
+      <w:r>
+        <w:t>Rebuild 2014 four scenarios and compare plant additions and cross-border traded MWh for each country; separate proposed cables and hydrogen trade.</w:t>
+      </w:r>
+    </w:p>
+    <w:p>
+      <w:pPr>
+        <w:pStyle w:val="Heading2"/>
+      </w:pPr>
+      <w:r>
+        <w:t>GAP-07 | Suitability of European climate for the Asian tiger mosquito Aedes albopictus : recent trends and future scenarios (2012)</w:t>
+      </w:r>
+    </w:p>
+    <w:p>
+      <w:r>
+        <w:rPr>
+          <w:b/>
+          <w:color w:val="1F414B"/>
+        </w:rPr>
+        <w:t xml:space="preserve">Original study and stable ID: </w:t>
+      </w:r>
+      <w:r>
+        <w:t>claim-e0f3cbcdc25788f2 | https://doi.org/10.1098/rsif.2012.0138</w:t>
+      </w:r>
+    </w:p>
+    <w:p>
+      <w:r>
+        <w:rPr>
+          <w:b/>
+          <w:color w:val="1F414B"/>
+        </w:rPr>
+        <w:t xml:space="preserve">Corresponding research case: </w:t>
+      </w:r>
+      <w:r>
+        <w:t>R24-10</w:t>
+      </w:r>
+    </w:p>
+    <w:p>
+      <w:r>
+        <w:rPr>
+          <w:b/>
+          <w:color w:val="1F414B"/>
+        </w:rPr>
+        <w:t xml:space="preserve">Unanswered question: </w:t>
+      </w:r>
+      <w:r>
+        <w:t>How well did the 2012 mosquito model forecast regional establishment when trade and surveillance are controlled?</w:t>
+      </w:r>
+    </w:p>
+    <w:p>
+      <w:r>
+        <w:rPr>
+          <w:b/>
+          <w:color w:val="1F414B"/>
+        </w:rPr>
+        <w:t xml:space="preserve">Scientific importance: </w:t>
+      </w:r>
+      <w:r>
+        <w:t>Unresolved mechanism or horizon in vector-borne disease; separating scenarios from realised effects has broad explanatory value.</w:t>
+      </w:r>
+    </w:p>
+    <w:p>
+      <w:r>
+        <w:rPr>
+          <w:b/>
+          <w:color w:val="1F414B"/>
+        </w:rPr>
+        <w:t xml:space="preserve">Missing observations: </w:t>
+      </w:r>
+      <w:r>
+        <w:t>Comparable 2012 predicted suitability grids, 2026 surveillance unit boundaries and introduction rates</w:t>
+      </w:r>
+    </w:p>
+    <w:p>
+      <w:r>
+        <w:rPr>
+          <w:b/>
+          <w:color w:val="1F414B"/>
+        </w:rPr>
+        <w:t xml:space="preserve">Proposed follow-up investigation: </w:t>
+      </w:r>
+      <w:r>
+        <w:t>Geospatial hindcast with harmonised EU/EEA units, trade importation proxies and surveillance intensity, then test climate-only and joint explanations.</w:t>
+      </w:r>
+    </w:p>
+    <w:p>
+      <w:pPr>
+        <w:pStyle w:val="Heading2"/>
+      </w:pPr>
+      <w:r>
+        <w:t>GAP-08 | Climate, competition and connectivity affect future migration and ranges of European trees (2011)</w:t>
+      </w:r>
+    </w:p>
+    <w:p>
+      <w:r>
+        <w:rPr>
+          <w:b/>
+          <w:color w:val="1F414B"/>
+        </w:rPr>
+        <w:t xml:space="preserve">Original study and stable ID: </w:t>
+      </w:r>
+      <w:r>
+        <w:t>claim-529dd495e6d148e4 | https://doi.org/10.1111/j.1466-8238.2011.00669.x</w:t>
+      </w:r>
+    </w:p>
+    <w:p>
+      <w:r>
+        <w:rPr>
+          <w:b/>
+          <w:color w:val="1F414B"/>
+        </w:rPr>
+        <w:t xml:space="preserve">Corresponding research case: </w:t>
+      </w:r>
+      <w:r>
+        <w:t>P26-10</w:t>
+      </w:r>
+    </w:p>
+    <w:p>
+      <w:r>
+        <w:rPr>
+          <w:b/>
+          <w:color w:val="1F414B"/>
+        </w:rPr>
+        <w:t xml:space="preserve">Unanswered question: </w:t>
+      </w:r>
+      <w:r>
+        <w:t>Are long-lived European tree species keeping pace with climatic range shifts?</w:t>
+      </w:r>
+    </w:p>
+    <w:p>
+      <w:r>
+        <w:rPr>
+          <w:b/>
+          <w:color w:val="1F414B"/>
+        </w:rPr>
+        <w:t xml:space="preserve">Scientific importance: </w:t>
+      </w:r>
+      <w:r>
+        <w:t>Unresolved mechanism or horizon in tree migration; separating scenarios from realised effects has broad explanatory value.</w:t>
+      </w:r>
+    </w:p>
+    <w:p>
+      <w:r>
+        <w:rPr>
+          <w:b/>
+          <w:color w:val="1F414B"/>
+        </w:rPr>
+        <w:t xml:space="preserve">Missing observations: </w:t>
+      </w:r>
+      <w:r>
+        <w:t>Species-level resurveyed plot distributions by life stage and connectivity</w:t>
+      </w:r>
+    </w:p>
+    <w:p>
+      <w:r>
+        <w:rPr>
+          <w:b/>
+          <w:color w:val="1F414B"/>
+        </w:rPr>
+        <w:t xml:space="preserve">Proposed follow-up investigation: </w:t>
+      </w:r>
+      <w:r>
+        <w:t>Reconstruct 2011 model grid and compare with ICP Forests 2020s plots, including disturbance and drought mortality.</w:t>
+      </w:r>
+    </w:p>
+    <w:p>
+      <w:pPr>
+        <w:pStyle w:val="Heading2"/>
+      </w:pPr>
+      <w:r>
+        <w:t>GAP-09 | Future air quality in Europe: a multi-model assessment of projected exposure to ozone (2012)</w:t>
+      </w:r>
+    </w:p>
+    <w:p>
+      <w:r>
+        <w:rPr>
+          <w:b/>
+          <w:color w:val="1F414B"/>
+        </w:rPr>
+        <w:t xml:space="preserve">Original study and stable ID: </w:t>
+      </w:r>
+      <w:r>
+        <w:t>claim-872e8bc8934fa439 | https://doi.org/10.5194/acp-12-10613-2012</w:t>
+      </w:r>
+    </w:p>
+    <w:p>
+      <w:r>
+        <w:rPr>
+          <w:b/>
+          <w:color w:val="1F414B"/>
+        </w:rPr>
+        <w:t xml:space="preserve">Corresponding research case: </w:t>
+      </w:r>
+      <w:r>
+        <w:t>R24-08</w:t>
+      </w:r>
+    </w:p>
+    <w:p>
+      <w:r>
+        <w:rPr>
+          <w:b/>
+          <w:color w:val="1F414B"/>
+        </w:rPr>
+        <w:t xml:space="preserve">Unanswered question: </w:t>
+      </w:r>
+      <w:r>
+        <w:t>Have 2030 EU ozone indicators followed the 2012 model’s high- versus low-emission paths?</w:t>
+      </w:r>
+    </w:p>
+    <w:p>
+      <w:r>
+        <w:rPr>
+          <w:b/>
+          <w:color w:val="1F414B"/>
+        </w:rPr>
+        <w:t xml:space="preserve">Scientific importance: </w:t>
+      </w:r>
+      <w:r>
+        <w:t>Unresolved mechanism or horizon in ozone exposure; separating scenarios from realised effects has broad explanatory value.</w:t>
+      </w:r>
+    </w:p>
+    <w:p>
+      <w:r>
+        <w:rPr>
+          <w:b/>
+          <w:color w:val="1F414B"/>
+        </w:rPr>
+        <w:t xml:space="preserve">Missing observations: </w:t>
+      </w:r>
+      <w:r>
+        <w:t>2012 scenario-specific mean/peak ozone definitions and harmonised 2030 measurements</w:t>
+      </w:r>
+    </w:p>
+    <w:p>
+      <w:r>
+        <w:rPr>
+          <w:b/>
+          <w:color w:val="1F414B"/>
+        </w:rPr>
+        <w:t xml:space="preserve">Proposed follow-up investigation: </w:t>
+      </w:r>
+      <w:r>
+        <w:t>Retrieve model tables; align SOMO35, maximum daily 8-hour mean and growing-season metrics in EEA AirBase.</w:t>
+      </w:r>
+    </w:p>
+    <w:p>
+      <w:pPr>
+        <w:pStyle w:val="Heading2"/>
+      </w:pPr>
+      <w:r>
+        <w:t>GAP-10 | Impact of climate change on ozone-related mortality and morbidity in Europe (2012)</w:t>
+      </w:r>
+    </w:p>
+    <w:p>
+      <w:r>
+        <w:rPr>
+          <w:b/>
+          <w:color w:val="1F414B"/>
+        </w:rPr>
+        <w:t xml:space="preserve">Original study and stable ID: </w:t>
+      </w:r>
+      <w:r>
+        <w:t>claim-c5a14eb6f1f7dd43 | https://doi.org/10.1183/09031936.00210411</w:t>
+      </w:r>
+    </w:p>
+    <w:p>
+      <w:r>
+        <w:rPr>
+          <w:b/>
+          <w:color w:val="1F414B"/>
+        </w:rPr>
+        <w:t xml:space="preserve">Corresponding research case: </w:t>
+      </w:r>
+      <w:r>
+        <w:t>R24-09</w:t>
+      </w:r>
+    </w:p>
+    <w:p>
+      <w:r>
+        <w:rPr>
+          <w:b/>
+          <w:color w:val="1F414B"/>
+        </w:rPr>
+        <w:t xml:space="preserve">Unanswered question: </w:t>
+      </w:r>
+      <w:r>
+        <w:t>How much later ozone mortality change is attributable to climate rather than precursor cuts?</w:t>
+      </w:r>
+    </w:p>
+    <w:p>
+      <w:r>
+        <w:rPr>
+          <w:b/>
+          <w:color w:val="1F414B"/>
+        </w:rPr>
+        <w:t xml:space="preserve">Scientific importance: </w:t>
+      </w:r>
+      <w:r>
+        <w:t>Unresolved mechanism or horizon in ozone health; separating scenarios from realised effects has broad explanatory value.</w:t>
+      </w:r>
+    </w:p>
+    <w:p>
+      <w:r>
+        <w:rPr>
+          <w:b/>
+          <w:color w:val="1F414B"/>
+        </w:rPr>
+        <w:t xml:space="preserve">Missing observations: </w:t>
+      </w:r>
+      <w:r>
+        <w:t>Counterfactual runs with fixed emissions and population ageing</w:t>
+      </w:r>
+    </w:p>
+    <w:p>
+      <w:r>
+        <w:rPr>
+          <w:b/>
+          <w:color w:val="1F414B"/>
+        </w:rPr>
+        <w:t xml:space="preserve">Proposed follow-up investigation: </w:t>
+      </w:r>
+      <w:r>
+        <w:t>Compare original climate-only model to newer health burden attribution with matched exposure-response functions.</w:t>
+      </w:r>
+    </w:p>
+    <w:p>
+      <w:pPr>
+        <w:pStyle w:val="Heading2"/>
+      </w:pPr>
+      <w:r>
+        <w:t>GAP-11 | Potential stocks and increments of woody biomass in the European Union under different management and climate scenarios (2013)</w:t>
+      </w:r>
+    </w:p>
+    <w:p>
+      <w:r>
+        <w:rPr>
+          <w:b/>
+          <w:color w:val="1F414B"/>
+        </w:rPr>
+        <w:t xml:space="preserve">Original study and stable ID: </w:t>
+      </w:r>
+      <w:r>
+        <w:t>claim-65c6f526acccd869 | https://doi.org/10.1186/1750-0680-8-2</w:t>
+      </w:r>
+    </w:p>
+    <w:p>
+      <w:r>
+        <w:rPr>
+          <w:b/>
+          <w:color w:val="1F414B"/>
+        </w:rPr>
+        <w:t xml:space="preserve">Corresponding research case: </w:t>
+      </w:r>
+      <w:r>
+        <w:t>R24-11</w:t>
+      </w:r>
+    </w:p>
+    <w:p>
+      <w:r>
+        <w:rPr>
+          <w:b/>
+          <w:color w:val="1F414B"/>
+        </w:rPr>
+        <w:t xml:space="preserve">Unanswered question: </w:t>
+      </w:r>
+      <w:r>
+        <w:t>Will EU woody biomass increment stagnate under changing management and disturbance?</w:t>
+      </w:r>
+    </w:p>
+    <w:p>
+      <w:r>
+        <w:rPr>
+          <w:b/>
+          <w:color w:val="1F414B"/>
+        </w:rPr>
+        <w:t xml:space="preserve">Scientific importance: </w:t>
+      </w:r>
+      <w:r>
+        <w:t>Unresolved mechanism or horizon in forests / carbon sinks; separating scenarios from realised effects has broad explanatory value.</w:t>
+      </w:r>
+    </w:p>
+    <w:p>
+      <w:r>
+        <w:rPr>
+          <w:b/>
+          <w:color w:val="1F414B"/>
+        </w:rPr>
+        <w:t xml:space="preserve">Missing observations: </w:t>
+      </w:r>
+      <w:r>
+        <w:t>Inventory increment series corrected for national accounting revisions</w:t>
+      </w:r>
+    </w:p>
+    <w:p>
+      <w:r>
+        <w:rPr>
+          <w:b/>
+          <w:color w:val="1F414B"/>
+        </w:rPr>
+        <w:t xml:space="preserve">Proposed follow-up investigation: </w:t>
+      </w:r>
+      <w:r>
+        <w:t>Pair EU forests increment from National Forest Inventories with harvest, disturbance and LULUCF sink; distinguish total stock and annual increment.</w:t>
+      </w:r>
+    </w:p>
+    <w:p>
+      <w:pPr>
+        <w:pStyle w:val="Heading2"/>
+      </w:pPr>
+      <w:r>
+        <w:t>GAP-12 | Finland-Russia rail transport deregulation: future scenarios of market development (2011)</w:t>
+      </w:r>
+    </w:p>
+    <w:p>
+      <w:r>
+        <w:rPr>
+          <w:b/>
+          <w:color w:val="1F414B"/>
+        </w:rPr>
+        <w:t xml:space="preserve">Original study and stable ID: </w:t>
+      </w:r>
+      <w:r>
+        <w:t>claim-bae835546dfc91be | https://doi.org/10.1504/IJSTL.2011.039377</w:t>
+      </w:r>
+    </w:p>
+    <w:p>
+      <w:r>
+        <w:rPr>
+          <w:b/>
+          <w:color w:val="1F414B"/>
+        </w:rPr>
+        <w:t xml:space="preserve">Corresponding research case: </w:t>
+      </w:r>
+      <w:r>
+        <w:t>R24-12</w:t>
+      </w:r>
+    </w:p>
+    <w:p>
+      <w:r>
+        <w:rPr>
+          <w:b/>
+          <w:color w:val="1F414B"/>
+        </w:rPr>
+        <w:t xml:space="preserve">Unanswered question: </w:t>
+      </w:r>
+      <w:r>
+        <w:t>Could Finland–Russia rail liberalisation have created competition absent the war?</w:t>
+      </w:r>
+    </w:p>
+    <w:p>
+      <w:r>
+        <w:rPr>
+          <w:b/>
+          <w:color w:val="1F414B"/>
+        </w:rPr>
+        <w:t xml:space="preserve">Scientific importance: </w:t>
+      </w:r>
+      <w:r>
+        <w:t>Unresolved mechanism or horizon in rail trade / geopolitics; separating scenarios from realised effects has broad explanatory value.</w:t>
+      </w:r>
+    </w:p>
+    <w:p>
+      <w:r>
+        <w:rPr>
+          <w:b/>
+          <w:color w:val="1F414B"/>
+        </w:rPr>
+        <w:t xml:space="preserve">Missing observations: </w:t>
+      </w:r>
+      <w:r>
+        <w:t>Historic 2011–2021 competitor entry, tariffs and cross-border rail flows</w:t>
+      </w:r>
+    </w:p>
+    <w:p>
+      <w:r>
+        <w:rPr>
+          <w:b/>
+          <w:color w:val="1F414B"/>
+        </w:rPr>
+        <w:t xml:space="preserve">Proposed follow-up investigation: </w:t>
+      </w:r>
+      <w:r>
+        <w:t>Obtain Finnish regulatory rail-market entry decisions and throughput; separate pre-war market uptake and post-2022 rupture.</w:t>
+      </w:r>
+    </w:p>
+    <w:p>
+      <w:pPr>
+        <w:pStyle w:val="Heading2"/>
+      </w:pPr>
+      <w:r>
+        <w:t>GAP-13 | O4-2.1 Foresight tackling obesities: future choices (2011)</w:t>
+      </w:r>
+    </w:p>
+    <w:p>
+      <w:r>
+        <w:rPr>
+          <w:b/>
+          <w:color w:val="1F414B"/>
+        </w:rPr>
+        <w:t xml:space="preserve">Original study and stable ID: </w:t>
+      </w:r>
+      <w:r>
+        <w:t>claim-c4bd64f065820699 | https://doi.org/10.1136/jech.2011.142976b.14</w:t>
+      </w:r>
+    </w:p>
+    <w:p>
+      <w:r>
+        <w:rPr>
+          <w:b/>
+          <w:color w:val="1F414B"/>
+        </w:rPr>
+        <w:t xml:space="preserve">Corresponding research case: </w:t>
+      </w:r>
+      <w:r>
+        <w:t>R24-14</w:t>
+      </w:r>
+    </w:p>
+    <w:p>
+      <w:r>
+        <w:rPr>
+          <w:b/>
+          <w:color w:val="1F414B"/>
+        </w:rPr>
+        <w:t xml:space="preserve">Unanswered question: </w:t>
+      </w:r>
+      <w:r>
+        <w:t>Which assumptions explain the gap between UK Foresight obesity curves and 2024 survey data?</w:t>
+      </w:r>
+    </w:p>
+    <w:p>
+      <w:r>
+        <w:rPr>
+          <w:b/>
+          <w:color w:val="1F414B"/>
+        </w:rPr>
+        <w:t xml:space="preserve">Scientific importance: </w:t>
+      </w:r>
+      <w:r>
+        <w:t>Unresolved mechanism or horizon in obesity / uk; separating scenarios from realised effects has broad explanatory value.</w:t>
+      </w:r>
+    </w:p>
+    <w:p>
+      <w:r>
+        <w:rPr>
+          <w:b/>
+          <w:color w:val="1F414B"/>
+        </w:rPr>
+        <w:t xml:space="preserve">Missing observations: </w:t>
+      </w:r>
+      <w:r>
+        <w:t>Historical model coefficients, age/sex rates and consistent measured surveys</w:t>
+      </w:r>
+    </w:p>
+    <w:p>
+      <w:r>
+        <w:rPr>
+          <w:b/>
+          <w:color w:val="1F414B"/>
+        </w:rPr>
+        <w:t xml:space="preserve">Proposed follow-up investigation: </w:t>
+      </w:r>
+      <w:r>
+        <w:t>Re-fit Foresight projection to post-2007 data with validation at 2015, 2020 and 2024; separate uncertainty and intervention effects.</w:t>
+      </w:r>
+    </w:p>
+    <w:p>
+      <w:pPr>
+        <w:pStyle w:val="Heading2"/>
+      </w:pPr>
+      <w:r>
+        <w:t>GAP-14 | Application of the UK Foresight Obesity Model in Ireland: The Health and Economic Consequences of Projected Obesity Trends in Ireland (2013)</w:t>
+      </w:r>
+    </w:p>
+    <w:p>
+      <w:r>
+        <w:rPr>
+          <w:b/>
+          <w:color w:val="1F414B"/>
+        </w:rPr>
+        <w:t xml:space="preserve">Original study and stable ID: </w:t>
+      </w:r>
+      <w:r>
+        <w:t>claim-d9056b0d2f24898b | https://doi.org/10.1371/journal.pone.0079827</w:t>
+      </w:r>
+    </w:p>
+    <w:p>
+      <w:r>
+        <w:rPr>
+          <w:b/>
+          <w:color w:val="1F414B"/>
+        </w:rPr>
+        <w:t xml:space="preserve">Corresponding research case: </w:t>
+      </w:r>
+      <w:r>
+        <w:t>R24-15</w:t>
+      </w:r>
+    </w:p>
+    <w:p>
+      <w:r>
+        <w:rPr>
+          <w:b/>
+          <w:color w:val="1F414B"/>
+        </w:rPr>
+        <w:t xml:space="preserve">Unanswered question: </w:t>
+      </w:r>
+      <w:r>
+        <w:t>Will Irish obesity and disease costs approach 2013 extrapolations by 2030?</w:t>
+      </w:r>
+    </w:p>
+    <w:p>
+      <w:r>
+        <w:rPr>
+          <w:b/>
+          <w:color w:val="1F414B"/>
+        </w:rPr>
+        <w:t xml:space="preserve">Scientific importance: </w:t>
+      </w:r>
+      <w:r>
+        <w:t>Unresolved mechanism or horizon in obesity / ireland; separating scenarios from realised effects has broad explanatory value.</w:t>
+      </w:r>
+    </w:p>
+    <w:p>
+      <w:r>
+        <w:rPr>
+          <w:b/>
+          <w:color w:val="1F414B"/>
+        </w:rPr>
+        <w:t xml:space="preserve">Missing observations: </w:t>
+      </w:r>
+      <w:r>
+        <w:t>Comparable Irish measured BMI cohorts, disease incidence and healthcare cost deflators</w:t>
+      </w:r>
+    </w:p>
+    <w:p>
+      <w:r>
+        <w:rPr>
+          <w:b/>
+          <w:color w:val="1F414B"/>
+        </w:rPr>
+        <w:t xml:space="preserve">Proposed follow-up investigation: </w:t>
+      </w:r>
+      <w:r>
+        <w:t>Re-estimate paper’s 2013 model with CSO/Healthy Ireland and NCD-RisC; document self-reported versus measured differences.</w:t>
+      </w:r>
+    </w:p>
+    <w:p>
+      <w:pPr>
+        <w:pStyle w:val="Heading2"/>
+      </w:pPr>
+      <w:r>
+        <w:t>GAP-15 | Using scenarios to assess the future supply of NHS nursing staff in England (2012)</w:t>
+      </w:r>
+    </w:p>
+    <w:p>
+      <w:r>
+        <w:rPr>
+          <w:b/>
+          <w:color w:val="1F414B"/>
+        </w:rPr>
+        <w:t xml:space="preserve">Original study and stable ID: </w:t>
+      </w:r>
+      <w:r>
+        <w:t>claim-1b6b71170e9f7fa5 | https://doi.org/10.1186/1478-4491-10-16</w:t>
+      </w:r>
+    </w:p>
+    <w:p>
+      <w:r>
+        <w:rPr>
+          <w:b/>
+          <w:color w:val="1F414B"/>
+        </w:rPr>
+        <w:t xml:space="preserve">Corresponding research case: </w:t>
+      </w:r>
+      <w:r>
+        <w:t>R24-16</w:t>
+      </w:r>
+    </w:p>
+    <w:p>
+      <w:r>
+        <w:rPr>
+          <w:b/>
+          <w:color w:val="1F414B"/>
+        </w:rPr>
+        <w:t xml:space="preserve">Unanswered question: </w:t>
+      </w:r>
+      <w:r>
+        <w:t>What combination of retention, recruitment and training changed the nurse scenario?</w:t>
+      </w:r>
+    </w:p>
+    <w:p>
+      <w:r>
+        <w:rPr>
+          <w:b/>
+          <w:color w:val="1F414B"/>
+        </w:rPr>
+        <w:t xml:space="preserve">Scientific importance: </w:t>
+      </w:r>
+      <w:r>
+        <w:t>Unresolved mechanism or horizon in nursing workforce; separating scenarios from realised effects has broad explanatory value.</w:t>
+      </w:r>
+    </w:p>
+    <w:p>
+      <w:r>
+        <w:rPr>
+          <w:b/>
+          <w:color w:val="1F414B"/>
+        </w:rPr>
+        <w:t xml:space="preserve">Missing observations: </w:t>
+      </w:r>
+      <w:r>
+        <w:t>Reconciled 2010–2025 England headcount and FTE by role and training geography</w:t>
+      </w:r>
+    </w:p>
+    <w:p>
+      <w:r>
+        <w:rPr>
+          <w:b/>
+          <w:color w:val="1F414B"/>
+        </w:rPr>
+        <w:t xml:space="preserve">Proposed follow-up investigation: </w:t>
+      </w:r>
+      <w:r>
+        <w:t>Re-run 2012 conditional scenarios with NHS workforce annual observations and overseas joiner flows; avoid comparing FTE to headcount.</w:t>
+      </w:r>
+    </w:p>
+    <w:p>
+      <w:pPr>
+        <w:pStyle w:val="Heading2"/>
+      </w:pPr>
+      <w:r>
+        <w:t>GAP-16 | Health impact assessment of waste management facilities in three European countries (2011)</w:t>
+      </w:r>
+    </w:p>
+    <w:p>
+      <w:r>
+        <w:rPr>
+          <w:b/>
+          <w:color w:val="1F414B"/>
+        </w:rPr>
+        <w:t xml:space="preserve">Original study and stable ID: </w:t>
+      </w:r>
+      <w:r>
+        <w:t>claim-17422a844c2cce7d | https://doi.org/10.1186/1476-069X-10-53</w:t>
+      </w:r>
+    </w:p>
+    <w:p>
+      <w:r>
+        <w:rPr>
+          <w:b/>
+          <w:color w:val="1F414B"/>
+        </w:rPr>
+        <w:t xml:space="preserve">Corresponding research case: </w:t>
+      </w:r>
+      <w:r>
+        <w:t>R24-17</w:t>
+      </w:r>
+    </w:p>
+    <w:p>
+      <w:r>
+        <w:rPr>
+          <w:b/>
+          <w:color w:val="1F414B"/>
+        </w:rPr>
+        <w:t xml:space="preserve">Unanswered question: </w:t>
+      </w:r>
+      <w:r>
+        <w:t>What was the actual legacy burden near 2001 waste facilities after plant portfolios changed?</w:t>
+      </w:r>
+    </w:p>
+    <w:p>
+      <w:r>
+        <w:rPr>
+          <w:b/>
+          <w:color w:val="1F414B"/>
+        </w:rPr>
+        <w:t xml:space="preserve">Scientific importance: </w:t>
+      </w:r>
+      <w:r>
+        <w:t>Unresolved mechanism or horizon in waste health; separating scenarios from realised effects has broad explanatory value.</w:t>
+      </w:r>
+    </w:p>
+    <w:p>
+      <w:r>
+        <w:rPr>
+          <w:b/>
+          <w:color w:val="1F414B"/>
+        </w:rPr>
+        <w:t xml:space="preserve">Missing observations: </w:t>
+      </w:r>
+      <w:r>
+        <w:t>Site- and technology-specific health outcomes and exposure since 2011</w:t>
+      </w:r>
+    </w:p>
+    <w:p>
+      <w:r>
+        <w:rPr>
+          <w:b/>
+          <w:color w:val="1F414B"/>
+        </w:rPr>
+        <w:t xml:space="preserve">Proposed follow-up investigation: </w:t>
+      </w:r>
+      <w:r>
+        <w:t>Reproduce 2011 conditional fixed-cohort model; attach facility-level emissions and closure/build chronology, compare with updated epidemiology.</w:t>
+      </w:r>
+    </w:p>
+    <w:p>
+      <w:pPr>
+        <w:pStyle w:val="Heading2"/>
+      </w:pPr>
+      <w:r>
+        <w:t>GAP-17 | Immigration and integration scenarios in global Europe: Forward-looking up to 2050 (2013)</w:t>
+      </w:r>
+    </w:p>
+    <w:p>
+      <w:r>
+        <w:rPr>
+          <w:b/>
+          <w:color w:val="1F414B"/>
+        </w:rPr>
+        <w:t xml:space="preserve">Original study and stable ID: </w:t>
+      </w:r>
+      <w:r>
+        <w:t>claim-33bbbb43737342ec | https://doi.org/10.2298/SOC1302169A</w:t>
+      </w:r>
+    </w:p>
+    <w:p>
+      <w:r>
+        <w:rPr>
+          <w:b/>
+          <w:color w:val="1F414B"/>
+        </w:rPr>
+        <w:t xml:space="preserve">Corresponding research case: </w:t>
+      </w:r>
+      <w:r>
+        <w:t>R24-18</w:t>
+      </w:r>
+    </w:p>
+    <w:p>
+      <w:r>
+        <w:rPr>
+          <w:b/>
+          <w:color w:val="1F414B"/>
+        </w:rPr>
+        <w:t xml:space="preserve">Unanswered question: </w:t>
+      </w:r>
+      <w:r>
+        <w:t>How much of immigration’s demographic benefit depends on actual labour integration?</w:t>
+      </w:r>
+    </w:p>
+    <w:p>
+      <w:r>
+        <w:rPr>
+          <w:b/>
+          <w:color w:val="1F414B"/>
+        </w:rPr>
+        <w:t xml:space="preserve">Scientific importance: </w:t>
+      </w:r>
+      <w:r>
+        <w:t>Unresolved mechanism or horizon in migration / demography; separating scenarios from realised effects has broad explanatory value.</w:t>
+      </w:r>
+    </w:p>
+    <w:p>
+      <w:r>
+        <w:rPr>
+          <w:b/>
+          <w:color w:val="1F414B"/>
+        </w:rPr>
+        <w:t xml:space="preserve">Missing observations: </w:t>
+      </w:r>
+      <w:r>
+        <w:t>Country-by-origin age, employment and skills flows through 2035</w:t>
+      </w:r>
+    </w:p>
+    <w:p>
+      <w:r>
+        <w:rPr>
+          <w:b/>
+          <w:color w:val="1F414B"/>
+        </w:rPr>
+        <w:t xml:space="preserve">Proposed follow-up investigation: </w:t>
+      </w:r>
+      <w:r>
+        <w:t>Rerun 2013 migration pathways with EUROPOP2023 and JRC 2020 integration scenarios; compare employment rather than raw arrivals.</w:t>
+      </w:r>
+    </w:p>
+    <w:p>
+      <w:pPr>
+        <w:pStyle w:val="Heading2"/>
+      </w:pPr>
+      <w:r>
+        <w:t>GAP-18 | Demographic projections of future pharmaceutical consumption in the Netherlands (2011)</w:t>
+      </w:r>
+    </w:p>
+    <w:p>
+      <w:r>
+        <w:rPr>
+          <w:b/>
+          <w:color w:val="1F414B"/>
+        </w:rPr>
+        <w:t xml:space="preserve">Original study and stable ID: </w:t>
+      </w:r>
+      <w:r>
+        <w:t>claim-3d30340f6e823d1c | https://doi.org/10.2166/wst.2011.120</w:t>
+      </w:r>
+    </w:p>
+    <w:p>
+      <w:r>
+        <w:rPr>
+          <w:b/>
+          <w:color w:val="1F414B"/>
+        </w:rPr>
+        <w:t xml:space="preserve">Corresponding research case: </w:t>
+      </w:r>
+      <w:r>
+        <w:t>P26-09</w:t>
+      </w:r>
+    </w:p>
+    <w:p>
+      <w:r>
+        <w:rPr>
+          <w:b/>
+          <w:color w:val="1F414B"/>
+        </w:rPr>
+        <w:t xml:space="preserve">Unanswered question: </w:t>
+      </w:r>
+      <w:r>
+        <w:t>Did ageing cause the projected compound-specific Dutch pharmaceutical effluent increases?</w:t>
+      </w:r>
+    </w:p>
+    <w:p>
+      <w:r>
+        <w:rPr>
+          <w:b/>
+          <w:color w:val="1F414B"/>
+        </w:rPr>
+        <w:t xml:space="preserve">Scientific importance: </w:t>
+      </w:r>
+      <w:r>
+        <w:t>Unresolved mechanism or horizon in pharmaceutical emissions; separating scenarios from realised effects has broad explanatory value.</w:t>
+      </w:r>
+    </w:p>
+    <w:p>
+      <w:r>
+        <w:rPr>
+          <w:b/>
+          <w:color w:val="1F414B"/>
+        </w:rPr>
+        <w:t xml:space="preserve">Missing observations: </w:t>
+      </w:r>
+      <w:r>
+        <w:t>Prescribed drug masses by therapeutic class and wastewater detection by year</w:t>
+      </w:r>
+    </w:p>
+    <w:p>
+      <w:r>
+        <w:rPr>
+          <w:b/>
+          <w:color w:val="1F414B"/>
+        </w:rPr>
+        <w:t xml:space="preserve">Proposed follow-up investigation: </w:t>
+      </w:r>
+      <w:r>
+        <w:t>Recompute 2011 age-only baseline against SFK consumption, production mix, and water monitoring, controlling novel drugs and quaternary treatment.</w:t>
+      </w:r>
+    </w:p>
+    <w:p>
+      <w:pPr>
+        <w:pStyle w:val="Heading2"/>
+      </w:pPr>
+      <w:r>
+        <w:t>GAP-19 | Assessing the impact of the 2011 EU Transport White Paper - a rail freight demand forecast up to 2050 for the EU27 (2015)</w:t>
+      </w:r>
+    </w:p>
+    <w:p>
+      <w:r>
+        <w:rPr>
+          <w:b/>
+          <w:color w:val="1F414B"/>
+        </w:rPr>
+        <w:t xml:space="preserve">Original study and stable ID: </w:t>
+      </w:r>
+      <w:r>
+        <w:t>claim-0e11a67eff6ab8fa | https://doi.org/10.1007/s12544-015-0171-7</w:t>
+      </w:r>
+    </w:p>
+    <w:p>
+      <w:r>
+        <w:rPr>
+          <w:b/>
+          <w:color w:val="1F414B"/>
+        </w:rPr>
+        <w:t xml:space="preserve">Corresponding research case: </w:t>
+      </w:r>
+      <w:r>
+        <w:t>P26-05</w:t>
+      </w:r>
+    </w:p>
+    <w:p>
+      <w:r>
+        <w:rPr>
+          <w:b/>
+          <w:color w:val="1F414B"/>
+        </w:rPr>
+        <w:t xml:space="preserve">Unanswered question: </w:t>
+      </w:r>
+      <w:r>
+        <w:t>What conditions would be required to achieve the 2050 EU rail-freight high-policy scenario?</w:t>
+      </w:r>
+    </w:p>
+    <w:p>
+      <w:r>
+        <w:rPr>
+          <w:b/>
+          <w:color w:val="1F414B"/>
+        </w:rPr>
+        <w:t xml:space="preserve">Scientific importance: </w:t>
+      </w:r>
+      <w:r>
+        <w:t>Unresolved mechanism or horizon in rail freight; separating scenarios from realised effects has broad explanatory value.</w:t>
+      </w:r>
+    </w:p>
+    <w:p>
+      <w:r>
+        <w:rPr>
+          <w:b/>
+          <w:color w:val="1F414B"/>
+        </w:rPr>
+        <w:t xml:space="preserve">Missing observations: </w:t>
+      </w:r>
+      <w:r>
+        <w:t>Comparable freight modal series for &gt;300 km road-to-rail flows, infrastructure capacity</w:t>
+      </w:r>
+    </w:p>
+    <w:p>
+      <w:r>
+        <w:rPr>
+          <w:b/>
+          <w:color w:val="1F414B"/>
+        </w:rPr>
+        <w:t xml:space="preserve">Proposed follow-up investigation: </w:t>
+      </w:r>
+      <w:r>
+        <w:t>Retrieve TRANS-TOOLS scenario input tables; model terminals and costs using harmonised EEA and Eurostat data with 2030 review.</w:t>
+      </w:r>
+    </w:p>
+    <w:p>
+      <w:pPr>
+        <w:pStyle w:val="Heading2"/>
+      </w:pPr>
+      <w:r>
+        <w:t>GAP-20 | Analytical support to foresighting EU roles as a Global Security Actor (2013)</w:t>
+      </w:r>
+    </w:p>
+    <w:p>
+      <w:r>
+        <w:rPr>
+          <w:b/>
+          <w:color w:val="1F414B"/>
+        </w:rPr>
+        <w:t xml:space="preserve">Original study and stable ID: </w:t>
+      </w:r>
+      <w:r>
+        <w:t>claim-69950b53a5830d9a | https://doi.org/10.11610/isij.2902</w:t>
+      </w:r>
+    </w:p>
+    <w:p>
+      <w:r>
+        <w:rPr>
+          <w:b/>
+          <w:color w:val="1F414B"/>
+        </w:rPr>
+        <w:t xml:space="preserve">Corresponding research case: </w:t>
+      </w:r>
+      <w:r>
+        <w:t>R24-04</w:t>
+      </w:r>
+    </w:p>
+    <w:p>
+      <w:r>
+        <w:rPr>
+          <w:b/>
+          <w:color w:val="1F414B"/>
+        </w:rPr>
+        <w:t xml:space="preserve">Unanswered question: </w:t>
+      </w:r>
+      <w:r>
+        <w:t>Have EU 2035 security scenarios become strategically useful rather than merely rhetorically similar?</w:t>
+      </w:r>
+    </w:p>
+    <w:p>
+      <w:r>
+        <w:rPr>
+          <w:b/>
+          <w:color w:val="1F414B"/>
+        </w:rPr>
+        <w:t xml:space="preserve">Scientific importance: </w:t>
+      </w:r>
+      <w:r>
+        <w:t>Unresolved mechanism or horizon in eu security governance; separating scenarios from realised effects has broad explanatory value.</w:t>
+      </w:r>
+    </w:p>
+    <w:p>
+      <w:r>
+        <w:rPr>
+          <w:b/>
+          <w:color w:val="1F414B"/>
+        </w:rPr>
+        <w:t xml:space="preserve">Missing observations: </w:t>
+      </w:r>
+      <w:r>
+        <w:t>Actual FOCUS scenario deliverables and recorded use in EU planning</w:t>
+      </w:r>
+    </w:p>
+    <w:p>
+      <w:r>
+        <w:rPr>
+          <w:b/>
+          <w:color w:val="1F414B"/>
+        </w:rPr>
+        <w:t xml:space="preserve">Proposed follow-up investigation: </w:t>
+      </w:r>
+      <w:r>
+        <w:t>Read FP7 project outputs and trace citations in EU capability planning, comparing assumptions against 2022–2026 decisions without post hoc prediction labels.</w:t>
+      </w:r>
+    </w:p>
+    <w:p>
+      <w:pPr>
+        <w:pStyle w:val="Heading1"/>
+      </w:pPr>
+      <w:r>
+        <w:t>Conditions for closing research gaps</w:t>
+      </w:r>
+    </w:p>
+    <w:p>
+      <w:pPr>
+        <w:pStyle w:val="ListParagraph"/>
+      </w:pPr>
+      <w:r>
+        <w:t>• Compare the same geography, time horizon and variable as in the historical proposition; explain any necessary change in EU membership or territorial scope.</w:t>
+      </w:r>
+    </w:p>
+    <w:p>
+      <w:pPr>
+        <w:pStyle w:val="ListParagraph"/>
+      </w:pPr>
+      <w:r>
+        <w:t>• Separate an operational observation or completed outcome from a policy target, financial plan, literature citation or technology demonstration.</w:t>
+      </w:r>
+    </w:p>
+    <w:p>
+      <w:pPr>
+        <w:pStyle w:val="ListParagraph"/>
+      </w:pPr>
+      <w:r>
+        <w:t>• If the original source was read only as an abstract, retrieve the original passage before upgrading the outcome interpretation.</w:t>
+      </w:r>
+    </w:p>
+    <w:p>
+      <w:pPr>
+        <w:pStyle w:val="ListParagraph"/>
+      </w:pPr>
+      <w:r>
+        <w:t>• Record the empirical source, publication date, observation date, units, calculation method and any contrary observations.</w:t>
+      </w:r>
+    </w:p>
+    <w:p>
+      <w:pPr>
+        <w:pStyle w:val="ListParagraph"/>
+      </w:pPr>
+      <w:r>
+        <w:t>• Keep undecided, conditional and horizon-not-reached cases open; do not infer zero progress from a search that merely failed.</w:t>
+      </w:r>
+    </w:p>
     <w:sectPr>
       <w:headerReference w:type="default" r:id="rId6"/>
       <w:footerReference w:type="default" r:id="rId7"/>
